--- a/printables/gardens/U8-garden.docx
+++ b/printables/gardens/U8-garden.docx
@@ -408,7 +408,7 @@
           <w:color w:val="E85D04"/>
           <w:sz w:val="24"/>
         </w:rPr>
-        <w:t>二、说说意思（用自己的话）</w:t>
+        <w:t>二、根据意思写出原句</w:t>
       </w:r>
     </w:p>
     <w:p>
@@ -422,21 +422,21 @@
           <w:color w:val="1C1917"/>
           <w:sz w:val="24"/>
         </w:rPr>
-        <w:t>1. 「眉清目秀」意思是：</w:t>
+        <w:t>1. 意思：形容相貌清秀俊美。（词语）</w:t>
       </w:r>
     </w:p>
     <w:p>
       <w:pPr>
-        <w:spacing w:before="0" w:after="200" w:line="288" w:lineRule="auto"/>
+        <w:spacing w:before="0" w:after="160" w:line="288" w:lineRule="auto"/>
       </w:pPr>
       <w:r>
         <w:rPr>
           <w:rFonts w:ascii="宋体" w:hAnsi="宋体" w:eastAsia="宋体"/>
           <w:b w:val="0"/>
           <w:color w:val="1C1917"/>
-          <w:sz w:val="28"/>
+          <w:sz w:val="26"/>
         </w:rPr>
-        <w:t>＿＿＿＿＿＿＿＿＿＿＿＿＿＿＿＿＿＿＿＿＿＿＿＿＿＿＿＿＿＿</w:t>
+        <w:t xml:space="preserve">　　原句：________________________________________________</w:t>
       </w:r>
     </w:p>
     <w:p>
@@ -450,21 +450,21 @@
           <w:color w:val="1C1917"/>
           <w:sz w:val="24"/>
         </w:rPr>
-        <w:t>2. 「亭亭玉立」意思是：</w:t>
+        <w:t>2. 意思：形容女子身材修长美丽，也可形容花木。（词语）</w:t>
       </w:r>
     </w:p>
     <w:p>
       <w:pPr>
-        <w:spacing w:before="0" w:after="200" w:line="288" w:lineRule="auto"/>
+        <w:spacing w:before="0" w:after="160" w:line="288" w:lineRule="auto"/>
       </w:pPr>
       <w:r>
         <w:rPr>
           <w:rFonts w:ascii="宋体" w:hAnsi="宋体" w:eastAsia="宋体"/>
           <w:b w:val="0"/>
           <w:color w:val="1C1917"/>
-          <w:sz w:val="28"/>
+          <w:sz w:val="26"/>
         </w:rPr>
-        <w:t>＿＿＿＿＿＿＿＿＿＿＿＿＿＿＿＿＿＿＿＿＿＿＿＿＿＿＿＿＿＿</w:t>
+        <w:t xml:space="preserve">　　原句：________________________________________________</w:t>
       </w:r>
     </w:p>
     <w:p>
@@ -478,21 +478,21 @@
           <w:color w:val="1C1917"/>
           <w:sz w:val="24"/>
         </w:rPr>
-        <w:t>3. 「明眸皓齿」意思是：</w:t>
+        <w:t>3. 意思：明亮的眼睛、洁白的牙齿；形容容貌美丽。（词语）</w:t>
       </w:r>
     </w:p>
     <w:p>
       <w:pPr>
-        <w:spacing w:before="0" w:after="200" w:line="288" w:lineRule="auto"/>
+        <w:spacing w:before="0" w:after="160" w:line="288" w:lineRule="auto"/>
       </w:pPr>
       <w:r>
         <w:rPr>
           <w:rFonts w:ascii="宋体" w:hAnsi="宋体" w:eastAsia="宋体"/>
           <w:b w:val="0"/>
           <w:color w:val="1C1917"/>
-          <w:sz w:val="28"/>
+          <w:sz w:val="26"/>
         </w:rPr>
-        <w:t>＿＿＿＿＿＿＿＿＿＿＿＿＿＿＿＿＿＿＿＿＿＿＿＿＿＿＿＿＿＿</w:t>
+        <w:t xml:space="preserve">　　原句：________________________________________________</w:t>
       </w:r>
     </w:p>
     <w:p>
@@ -506,21 +506,21 @@
           <w:color w:val="1C1917"/>
           <w:sz w:val="24"/>
         </w:rPr>
-        <w:t>4. 「文质彬彬」意思是：</w:t>
+        <w:t>4. 意思：既文雅又朴实，形容人举止斯文、有修养。（词语）</w:t>
       </w:r>
     </w:p>
     <w:p>
       <w:pPr>
-        <w:spacing w:before="0" w:after="200" w:line="288" w:lineRule="auto"/>
+        <w:spacing w:before="0" w:after="160" w:line="288" w:lineRule="auto"/>
       </w:pPr>
       <w:r>
         <w:rPr>
           <w:rFonts w:ascii="宋体" w:hAnsi="宋体" w:eastAsia="宋体"/>
           <w:b w:val="0"/>
           <w:color w:val="1C1917"/>
-          <w:sz w:val="28"/>
+          <w:sz w:val="26"/>
         </w:rPr>
-        <w:t>＿＿＿＿＿＿＿＿＿＿＿＿＿＿＿＿＿＿＿＿＿＿＿＿＿＿＿＿＿＿</w:t>
+        <w:t xml:space="preserve">　　原句：________________________________________________</w:t>
       </w:r>
     </w:p>
     <w:p>
@@ -534,21 +534,21 @@
           <w:color w:val="1C1917"/>
           <w:sz w:val="24"/>
         </w:rPr>
-        <w:t>5. 「相貌堂堂」意思是：</w:t>
+        <w:t>5. 意思：形容人仪表端正、气宇不凡。（词语）</w:t>
       </w:r>
     </w:p>
     <w:p>
       <w:pPr>
-        <w:spacing w:before="0" w:after="200" w:line="288" w:lineRule="auto"/>
+        <w:spacing w:before="0" w:after="160" w:line="288" w:lineRule="auto"/>
       </w:pPr>
       <w:r>
         <w:rPr>
           <w:rFonts w:ascii="宋体" w:hAnsi="宋体" w:eastAsia="宋体"/>
           <w:b w:val="0"/>
           <w:color w:val="1C1917"/>
-          <w:sz w:val="28"/>
+          <w:sz w:val="26"/>
         </w:rPr>
-        <w:t>＿＿＿＿＿＿＿＿＿＿＿＿＿＿＿＿＿＿＿＿＿＿＿＿＿＿＿＿＿＿</w:t>
+        <w:t xml:space="preserve">　　原句：________________________________________________</w:t>
       </w:r>
     </w:p>
     <w:p>
@@ -562,21 +562,21 @@
           <w:color w:val="1C1917"/>
           <w:sz w:val="24"/>
         </w:rPr>
-        <w:t>6. 「威风凛凛」意思是：</w:t>
+        <w:t>6. 意思：形容气势威严，令人敬畏。（词语）</w:t>
       </w:r>
     </w:p>
     <w:p>
       <w:pPr>
-        <w:spacing w:before="0" w:after="200" w:line="288" w:lineRule="auto"/>
+        <w:spacing w:before="0" w:after="160" w:line="288" w:lineRule="auto"/>
       </w:pPr>
       <w:r>
         <w:rPr>
           <w:rFonts w:ascii="宋体" w:hAnsi="宋体" w:eastAsia="宋体"/>
           <w:b w:val="0"/>
           <w:color w:val="1C1917"/>
-          <w:sz w:val="28"/>
+          <w:sz w:val="26"/>
         </w:rPr>
-        <w:t>＿＿＿＿＿＿＿＿＿＿＿＿＿＿＿＿＿＿＿＿＿＿＿＿＿＿＿＿＿＿</w:t>
+        <w:t xml:space="preserve">　　原句：________________________________________________</w:t>
       </w:r>
     </w:p>
     <w:p>
@@ -590,21 +590,21 @@
           <w:color w:val="1C1917"/>
           <w:sz w:val="24"/>
         </w:rPr>
-        <w:t>7. 「膀大腰圆」意思是：</w:t>
+        <w:t>7. 意思：形容人身体粗壮结实。（词语）</w:t>
       </w:r>
     </w:p>
     <w:p>
       <w:pPr>
-        <w:spacing w:before="0" w:after="200" w:line="288" w:lineRule="auto"/>
+        <w:spacing w:before="0" w:after="160" w:line="288" w:lineRule="auto"/>
       </w:pPr>
       <w:r>
         <w:rPr>
           <w:rFonts w:ascii="宋体" w:hAnsi="宋体" w:eastAsia="宋体"/>
           <w:b w:val="0"/>
           <w:color w:val="1C1917"/>
-          <w:sz w:val="28"/>
+          <w:sz w:val="26"/>
         </w:rPr>
-        <w:t>＿＿＿＿＿＿＿＿＿＿＿＿＿＿＿＿＿＿＿＿＿＿＿＿＿＿＿＿＿＿</w:t>
+        <w:t xml:space="preserve">　　原句：________________________________________________</w:t>
       </w:r>
     </w:p>
     <w:p>
@@ -618,21 +618,21 @@
           <w:color w:val="1C1917"/>
           <w:sz w:val="24"/>
         </w:rPr>
-        <w:t>8. 「短小精悍」意思是：</w:t>
+        <w:t>8. 意思：身材矮小却精明强干；也可指文章短而有力。（词语）</w:t>
       </w:r>
     </w:p>
     <w:p>
       <w:pPr>
-        <w:spacing w:before="0" w:after="200" w:line="288" w:lineRule="auto"/>
+        <w:spacing w:before="0" w:after="160" w:line="288" w:lineRule="auto"/>
       </w:pPr>
       <w:r>
         <w:rPr>
           <w:rFonts w:ascii="宋体" w:hAnsi="宋体" w:eastAsia="宋体"/>
           <w:b w:val="0"/>
           <w:color w:val="1C1917"/>
-          <w:sz w:val="28"/>
+          <w:sz w:val="26"/>
         </w:rPr>
-        <w:t>＿＿＿＿＿＿＿＿＿＿＿＿＿＿＿＿＿＿＿＿＿＿＿＿＿＿＿＿＿＿</w:t>
+        <w:t xml:space="preserve">　　原句：________________________________________________</w:t>
       </w:r>
     </w:p>
     <w:p>
@@ -646,21 +646,21 @@
           <w:color w:val="1C1917"/>
           <w:sz w:val="24"/>
         </w:rPr>
-        <w:t>9. 「容光焕发」意思是：</w:t>
+        <w:t>9. 意思：脸上有光彩，精神饱满。（词语）</w:t>
       </w:r>
     </w:p>
     <w:p>
       <w:pPr>
-        <w:spacing w:before="0" w:after="200" w:line="288" w:lineRule="auto"/>
+        <w:spacing w:before="0" w:after="160" w:line="288" w:lineRule="auto"/>
       </w:pPr>
       <w:r>
         <w:rPr>
           <w:rFonts w:ascii="宋体" w:hAnsi="宋体" w:eastAsia="宋体"/>
           <w:b w:val="0"/>
           <w:color w:val="1C1917"/>
-          <w:sz w:val="28"/>
+          <w:sz w:val="26"/>
         </w:rPr>
-        <w:t>＿＿＿＿＿＿＿＿＿＿＿＿＿＿＿＿＿＿＿＿＿＿＿＿＿＿＿＿＿＿</w:t>
+        <w:t xml:space="preserve">　　原句：________________________________________________</w:t>
       </w:r>
     </w:p>
     <w:p>
@@ -674,21 +674,21 @@
           <w:color w:val="1C1917"/>
           <w:sz w:val="24"/>
         </w:rPr>
-        <w:t>10. 「鹤发童颜」意思是：</w:t>
+        <w:t>10. 意思：白发却脸色红润，形容老年人气色好、有精神。（词语）</w:t>
       </w:r>
     </w:p>
     <w:p>
       <w:pPr>
-        <w:spacing w:before="0" w:after="200" w:line="288" w:lineRule="auto"/>
+        <w:spacing w:before="0" w:after="160" w:line="288" w:lineRule="auto"/>
       </w:pPr>
       <w:r>
         <w:rPr>
           <w:rFonts w:ascii="宋体" w:hAnsi="宋体" w:eastAsia="宋体"/>
           <w:b w:val="0"/>
           <w:color w:val="1C1917"/>
-          <w:sz w:val="28"/>
+          <w:sz w:val="26"/>
         </w:rPr>
-        <w:t>＿＿＿＿＿＿＿＿＿＿＿＿＿＿＿＿＿＿＿＿＿＿＿＿＿＿＿＿＿＿</w:t>
+        <w:t xml:space="preserve">　　原句：________________________________________________</w:t>
       </w:r>
     </w:p>
     <w:p>
@@ -702,21 +702,21 @@
           <w:color w:val="1C1917"/>
           <w:sz w:val="24"/>
         </w:rPr>
-        <w:t>11. 「慈眉善目」意思是：</w:t>
+        <w:t>11. 意思：形容仁慈和善的样子。（词语）</w:t>
       </w:r>
     </w:p>
     <w:p>
       <w:pPr>
-        <w:spacing w:before="0" w:after="200" w:line="288" w:lineRule="auto"/>
+        <w:spacing w:before="0" w:after="160" w:line="288" w:lineRule="auto"/>
       </w:pPr>
       <w:r>
         <w:rPr>
           <w:rFonts w:ascii="宋体" w:hAnsi="宋体" w:eastAsia="宋体"/>
           <w:b w:val="0"/>
           <w:color w:val="1C1917"/>
-          <w:sz w:val="28"/>
+          <w:sz w:val="26"/>
         </w:rPr>
-        <w:t>＿＿＿＿＿＿＿＿＿＿＿＿＿＿＿＿＿＿＿＿＿＿＿＿＿＿＿＿＿＿</w:t>
+        <w:t xml:space="preserve">　　原句：________________________________________________</w:t>
       </w:r>
     </w:p>
     <w:p>
@@ -730,21 +730,21 @@
           <w:color w:val="1C1917"/>
           <w:sz w:val="24"/>
         </w:rPr>
-        <w:t>12. 「老态龙钟」意思是：</w:t>
+        <w:t>12. 意思：形容年老体衰、行动不便。（词语）</w:t>
       </w:r>
     </w:p>
     <w:p>
       <w:pPr>
-        <w:spacing w:before="0" w:after="200" w:line="288" w:lineRule="auto"/>
+        <w:spacing w:before="0" w:after="160" w:line="288" w:lineRule="auto"/>
       </w:pPr>
       <w:r>
         <w:rPr>
           <w:rFonts w:ascii="宋体" w:hAnsi="宋体" w:eastAsia="宋体"/>
           <w:b w:val="0"/>
           <w:color w:val="1C1917"/>
-          <w:sz w:val="28"/>
+          <w:sz w:val="26"/>
         </w:rPr>
-        <w:t>＿＿＿＿＿＿＿＿＿＿＿＿＿＿＿＿＿＿＿＿＿＿＿＿＿＿＿＿＿＿</w:t>
+        <w:t xml:space="preserve">　　原句：________________________________________________</w:t>
       </w:r>
     </w:p>
     <w:p>
@@ -814,7 +814,7 @@
           <w:color w:val="C2410C"/>
           <w:sz w:val="20"/>
         </w:rPr>
-        <w:t>□默写过关　□意思说得清　□错题入档</w:t>
+        <w:t>□默写过关　□据意能写原句　□错题入档</w:t>
       </w:r>
     </w:p>
     <w:sectPr>

--- a/printables/gardens/U8-garden.docx
+++ b/printables/gardens/U8-garden.docx
@@ -29,12 +29,12 @@
           <w:color w:val="E85D04"/>
           <w:sz w:val="32"/>
         </w:rPr>
-        <w:t>语文园地八 · 日积月累练习</w:t>
+        <w:t>语文园地八 · 日积月累过关测</w:t>
       </w:r>
     </w:p>
     <w:p>
       <w:pPr>
-        <w:spacing w:before="0" w:after="160" w:line="288" w:lineRule="auto"/>
+        <w:spacing w:before="0" w:after="80" w:line="288" w:lineRule="auto"/>
         <w:jc w:val="center"/>
       </w:pPr>
       <w:r>
@@ -44,7 +44,21 @@
           <w:color w:val="1C1917"/>
           <w:sz w:val="22"/>
         </w:rPr>
-        <w:t>第八单元 · 历史传说故事　|　A4　|　姓名：________　日期：________</w:t>
+        <w:t>第八单元 · 历史传说故事　|　题型对齐单元卷　|　姓名：________　日期：________</w:t>
+      </w:r>
+    </w:p>
+    <w:p>
+      <w:pPr>
+        <w:spacing w:before="0" w:after="160" w:line="288" w:lineRule="auto"/>
+      </w:pPr>
+      <w:r>
+        <w:rPr>
+          <w:rFonts w:ascii="宋体" w:hAnsi="宋体" w:eastAsia="宋体"/>
+          <w:b w:val="0"/>
+          <w:color w:val="C2410C"/>
+          <w:sz w:val="20"/>
+        </w:rPr>
+        <w:t>不看书完成。测默写、填空、据意写句（及本单元词句运用）。</w:t>
       </w:r>
     </w:p>
     <w:p>
@@ -58,21 +72,21 @@
           <w:color w:val="E85D04"/>
           <w:sz w:val="24"/>
         </w:rPr>
-        <w:t>一、日积月累默写（不看书）</w:t>
+        <w:t>一、根据意思写词语（日积月累）</w:t>
       </w:r>
     </w:p>
     <w:p>
       <w:pPr>
-        <w:spacing w:before="0" w:after="160" w:line="288" w:lineRule="auto"/>
+        <w:spacing w:before="0" w:after="40" w:line="288" w:lineRule="auto"/>
       </w:pPr>
       <w:r>
         <w:rPr>
           <w:rFonts w:ascii="宋体" w:hAnsi="宋体" w:eastAsia="宋体"/>
           <w:b w:val="0"/>
           <w:color w:val="1C1917"/>
-          <w:sz w:val="26"/>
+          <w:sz w:val="24"/>
         </w:rPr>
-        <w:t>1. 眉清目秀____________________</w:t>
+        <w:t>1. 形容相貌清秀俊美。</w:t>
       </w:r>
     </w:p>
     <w:p>
@@ -83,24 +97,24 @@
         <w:rPr>
           <w:rFonts w:ascii="宋体" w:hAnsi="宋体" w:eastAsia="宋体"/>
           <w:b w:val="0"/>
-          <w:color w:val="C2410C"/>
-          <w:sz w:val="22"/>
+          <w:color w:val="1C1917"/>
+          <w:sz w:val="26"/>
         </w:rPr>
-        <w:t xml:space="preserve">　　出处 / 作者：________（提示：词语…）</w:t>
+        <w:t xml:space="preserve">　　词语：____________________</w:t>
       </w:r>
     </w:p>
     <w:p>
       <w:pPr>
-        <w:spacing w:before="0" w:after="160" w:line="288" w:lineRule="auto"/>
+        <w:spacing w:before="0" w:after="40" w:line="288" w:lineRule="auto"/>
       </w:pPr>
       <w:r>
         <w:rPr>
           <w:rFonts w:ascii="宋体" w:hAnsi="宋体" w:eastAsia="宋体"/>
           <w:b w:val="0"/>
           <w:color w:val="1C1917"/>
-          <w:sz w:val="26"/>
+          <w:sz w:val="24"/>
         </w:rPr>
-        <w:t>2. 亭亭玉立____________________</w:t>
+        <w:t>2. 形容女子身材修长美丽，也可形容花木。</w:t>
       </w:r>
     </w:p>
     <w:p>
@@ -111,24 +125,24 @@
         <w:rPr>
           <w:rFonts w:ascii="宋体" w:hAnsi="宋体" w:eastAsia="宋体"/>
           <w:b w:val="0"/>
-          <w:color w:val="C2410C"/>
-          <w:sz w:val="22"/>
+          <w:color w:val="1C1917"/>
+          <w:sz w:val="26"/>
         </w:rPr>
-        <w:t xml:space="preserve">　　出处 / 作者：________（提示：词语…）</w:t>
+        <w:t xml:space="preserve">　　词语：____________________</w:t>
       </w:r>
     </w:p>
     <w:p>
       <w:pPr>
-        <w:spacing w:before="0" w:after="160" w:line="288" w:lineRule="auto"/>
+        <w:spacing w:before="0" w:after="40" w:line="288" w:lineRule="auto"/>
       </w:pPr>
       <w:r>
         <w:rPr>
           <w:rFonts w:ascii="宋体" w:hAnsi="宋体" w:eastAsia="宋体"/>
           <w:b w:val="0"/>
           <w:color w:val="1C1917"/>
-          <w:sz w:val="26"/>
+          <w:sz w:val="24"/>
         </w:rPr>
-        <w:t>3. 明眸皓齿____________________</w:t>
+        <w:t>3. 明亮的眼睛、洁白的牙齿；形容容貌美丽。</w:t>
       </w:r>
     </w:p>
     <w:p>
@@ -139,24 +153,24 @@
         <w:rPr>
           <w:rFonts w:ascii="宋体" w:hAnsi="宋体" w:eastAsia="宋体"/>
           <w:b w:val="0"/>
-          <w:color w:val="C2410C"/>
-          <w:sz w:val="22"/>
+          <w:color w:val="1C1917"/>
+          <w:sz w:val="26"/>
         </w:rPr>
-        <w:t xml:space="preserve">　　出处 / 作者：________（提示：词语…）</w:t>
+        <w:t xml:space="preserve">　　词语：____________________</w:t>
       </w:r>
     </w:p>
     <w:p>
       <w:pPr>
-        <w:spacing w:before="0" w:after="160" w:line="288" w:lineRule="auto"/>
+        <w:spacing w:before="0" w:after="40" w:line="288" w:lineRule="auto"/>
       </w:pPr>
       <w:r>
         <w:rPr>
           <w:rFonts w:ascii="宋体" w:hAnsi="宋体" w:eastAsia="宋体"/>
           <w:b w:val="0"/>
           <w:color w:val="1C1917"/>
-          <w:sz w:val="26"/>
+          <w:sz w:val="24"/>
         </w:rPr>
-        <w:t>4. 文质彬彬____________________</w:t>
+        <w:t>4. 既文雅又朴实，形容人举止斯文、有修养。</w:t>
       </w:r>
     </w:p>
     <w:p>
@@ -167,24 +181,24 @@
         <w:rPr>
           <w:rFonts w:ascii="宋体" w:hAnsi="宋体" w:eastAsia="宋体"/>
           <w:b w:val="0"/>
-          <w:color w:val="C2410C"/>
-          <w:sz w:val="22"/>
+          <w:color w:val="1C1917"/>
+          <w:sz w:val="26"/>
         </w:rPr>
-        <w:t xml:space="preserve">　　出处 / 作者：________（提示：词语…）</w:t>
+        <w:t xml:space="preserve">　　词语：____________________</w:t>
       </w:r>
     </w:p>
     <w:p>
       <w:pPr>
-        <w:spacing w:before="0" w:after="160" w:line="288" w:lineRule="auto"/>
+        <w:spacing w:before="0" w:after="40" w:line="288" w:lineRule="auto"/>
       </w:pPr>
       <w:r>
         <w:rPr>
           <w:rFonts w:ascii="宋体" w:hAnsi="宋体" w:eastAsia="宋体"/>
           <w:b w:val="0"/>
           <w:color w:val="1C1917"/>
-          <w:sz w:val="26"/>
+          <w:sz w:val="24"/>
         </w:rPr>
-        <w:t>5. 相貌堂堂____________________</w:t>
+        <w:t>5. 形容人仪表端正、气宇不凡。</w:t>
       </w:r>
     </w:p>
     <w:p>
@@ -195,24 +209,24 @@
         <w:rPr>
           <w:rFonts w:ascii="宋体" w:hAnsi="宋体" w:eastAsia="宋体"/>
           <w:b w:val="0"/>
-          <w:color w:val="C2410C"/>
-          <w:sz w:val="22"/>
+          <w:color w:val="1C1917"/>
+          <w:sz w:val="26"/>
         </w:rPr>
-        <w:t xml:space="preserve">　　出处 / 作者：________（提示：词语…）</w:t>
+        <w:t xml:space="preserve">　　词语：____________________</w:t>
       </w:r>
     </w:p>
     <w:p>
       <w:pPr>
-        <w:spacing w:before="0" w:after="160" w:line="288" w:lineRule="auto"/>
+        <w:spacing w:before="0" w:after="40" w:line="288" w:lineRule="auto"/>
       </w:pPr>
       <w:r>
         <w:rPr>
           <w:rFonts w:ascii="宋体" w:hAnsi="宋体" w:eastAsia="宋体"/>
           <w:b w:val="0"/>
           <w:color w:val="1C1917"/>
-          <w:sz w:val="26"/>
+          <w:sz w:val="24"/>
         </w:rPr>
-        <w:t>6. 威风凛凛____________________</w:t>
+        <w:t>6. 形容气势威严，令人敬畏。</w:t>
       </w:r>
     </w:p>
     <w:p>
@@ -223,24 +237,24 @@
         <w:rPr>
           <w:rFonts w:ascii="宋体" w:hAnsi="宋体" w:eastAsia="宋体"/>
           <w:b w:val="0"/>
-          <w:color w:val="C2410C"/>
-          <w:sz w:val="22"/>
+          <w:color w:val="1C1917"/>
+          <w:sz w:val="26"/>
         </w:rPr>
-        <w:t xml:space="preserve">　　出处 / 作者：________（提示：词语…）</w:t>
+        <w:t xml:space="preserve">　　词语：____________________</w:t>
       </w:r>
     </w:p>
     <w:p>
       <w:pPr>
-        <w:spacing w:before="0" w:after="160" w:line="288" w:lineRule="auto"/>
+        <w:spacing w:before="0" w:after="40" w:line="288" w:lineRule="auto"/>
       </w:pPr>
       <w:r>
         <w:rPr>
           <w:rFonts w:ascii="宋体" w:hAnsi="宋体" w:eastAsia="宋体"/>
           <w:b w:val="0"/>
           <w:color w:val="1C1917"/>
-          <w:sz w:val="26"/>
+          <w:sz w:val="24"/>
         </w:rPr>
-        <w:t>7. 膀大腰圆____________________</w:t>
+        <w:t>7. 形容人身体粗壮结实。</w:t>
       </w:r>
     </w:p>
     <w:p>
@@ -251,24 +265,24 @@
         <w:rPr>
           <w:rFonts w:ascii="宋体" w:hAnsi="宋体" w:eastAsia="宋体"/>
           <w:b w:val="0"/>
-          <w:color w:val="C2410C"/>
-          <w:sz w:val="22"/>
+          <w:color w:val="1C1917"/>
+          <w:sz w:val="26"/>
         </w:rPr>
-        <w:t xml:space="preserve">　　出处 / 作者：________（提示：词语…）</w:t>
+        <w:t xml:space="preserve">　　词语：____________________</w:t>
       </w:r>
     </w:p>
     <w:p>
       <w:pPr>
-        <w:spacing w:before="0" w:after="160" w:line="288" w:lineRule="auto"/>
+        <w:spacing w:before="0" w:after="40" w:line="288" w:lineRule="auto"/>
       </w:pPr>
       <w:r>
         <w:rPr>
           <w:rFonts w:ascii="宋体" w:hAnsi="宋体" w:eastAsia="宋体"/>
           <w:b w:val="0"/>
           <w:color w:val="1C1917"/>
-          <w:sz w:val="26"/>
+          <w:sz w:val="24"/>
         </w:rPr>
-        <w:t>8. 短小精悍____________________</w:t>
+        <w:t>8. 身材矮小却精明强干；也可指文章短而有力。</w:t>
       </w:r>
     </w:p>
     <w:p>
@@ -279,24 +293,24 @@
         <w:rPr>
           <w:rFonts w:ascii="宋体" w:hAnsi="宋体" w:eastAsia="宋体"/>
           <w:b w:val="0"/>
-          <w:color w:val="C2410C"/>
-          <w:sz w:val="22"/>
+          <w:color w:val="1C1917"/>
+          <w:sz w:val="26"/>
         </w:rPr>
-        <w:t xml:space="preserve">　　出处 / 作者：________（提示：词语…）</w:t>
+        <w:t xml:space="preserve">　　词语：____________________</w:t>
       </w:r>
     </w:p>
     <w:p>
       <w:pPr>
-        <w:spacing w:before="0" w:after="160" w:line="288" w:lineRule="auto"/>
+        <w:spacing w:before="0" w:after="40" w:line="288" w:lineRule="auto"/>
       </w:pPr>
       <w:r>
         <w:rPr>
           <w:rFonts w:ascii="宋体" w:hAnsi="宋体" w:eastAsia="宋体"/>
           <w:b w:val="0"/>
           <w:color w:val="1C1917"/>
-          <w:sz w:val="26"/>
+          <w:sz w:val="24"/>
         </w:rPr>
-        <w:t>9. 容光焕发____________________</w:t>
+        <w:t>9. 脸上有光彩，精神饱满。</w:t>
       </w:r>
     </w:p>
     <w:p>
@@ -307,24 +321,24 @@
         <w:rPr>
           <w:rFonts w:ascii="宋体" w:hAnsi="宋体" w:eastAsia="宋体"/>
           <w:b w:val="0"/>
-          <w:color w:val="C2410C"/>
-          <w:sz w:val="22"/>
+          <w:color w:val="1C1917"/>
+          <w:sz w:val="26"/>
         </w:rPr>
-        <w:t xml:space="preserve">　　出处 / 作者：________（提示：词语…）</w:t>
+        <w:t xml:space="preserve">　　词语：____________________</w:t>
       </w:r>
     </w:p>
     <w:p>
       <w:pPr>
-        <w:spacing w:before="0" w:after="160" w:line="288" w:lineRule="auto"/>
+        <w:spacing w:before="0" w:after="40" w:line="288" w:lineRule="auto"/>
       </w:pPr>
       <w:r>
         <w:rPr>
           <w:rFonts w:ascii="宋体" w:hAnsi="宋体" w:eastAsia="宋体"/>
           <w:b w:val="0"/>
           <w:color w:val="1C1917"/>
-          <w:sz w:val="26"/>
+          <w:sz w:val="24"/>
         </w:rPr>
-        <w:t>10. 鹤发童颜____________________</w:t>
+        <w:t>10. 白发却脸色红润，形容老年人气色好、有精神。</w:t>
       </w:r>
     </w:p>
     <w:p>
@@ -335,24 +349,24 @@
         <w:rPr>
           <w:rFonts w:ascii="宋体" w:hAnsi="宋体" w:eastAsia="宋体"/>
           <w:b w:val="0"/>
-          <w:color w:val="C2410C"/>
-          <w:sz w:val="22"/>
+          <w:color w:val="1C1917"/>
+          <w:sz w:val="26"/>
         </w:rPr>
-        <w:t xml:space="preserve">　　出处 / 作者：________（提示：词语…）</w:t>
+        <w:t xml:space="preserve">　　词语：____________________</w:t>
       </w:r>
     </w:p>
     <w:p>
       <w:pPr>
-        <w:spacing w:before="0" w:after="160" w:line="288" w:lineRule="auto"/>
+        <w:spacing w:before="0" w:after="40" w:line="288" w:lineRule="auto"/>
       </w:pPr>
       <w:r>
         <w:rPr>
           <w:rFonts w:ascii="宋体" w:hAnsi="宋体" w:eastAsia="宋体"/>
           <w:b w:val="0"/>
           <w:color w:val="1C1917"/>
-          <w:sz w:val="26"/>
+          <w:sz w:val="24"/>
         </w:rPr>
-        <w:t>11. 慈眉善目____________________</w:t>
+        <w:t>11. 形容仁慈和善的样子。</w:t>
       </w:r>
     </w:p>
     <w:p>
@@ -363,24 +377,24 @@
         <w:rPr>
           <w:rFonts w:ascii="宋体" w:hAnsi="宋体" w:eastAsia="宋体"/>
           <w:b w:val="0"/>
-          <w:color w:val="C2410C"/>
-          <w:sz w:val="22"/>
+          <w:color w:val="1C1917"/>
+          <w:sz w:val="26"/>
         </w:rPr>
-        <w:t xml:space="preserve">　　出处 / 作者：________（提示：词语…）</w:t>
+        <w:t xml:space="preserve">　　词语：____________________</w:t>
       </w:r>
     </w:p>
     <w:p>
       <w:pPr>
-        <w:spacing w:before="0" w:after="160" w:line="288" w:lineRule="auto"/>
+        <w:spacing w:before="0" w:after="40" w:line="288" w:lineRule="auto"/>
       </w:pPr>
       <w:r>
         <w:rPr>
           <w:rFonts w:ascii="宋体" w:hAnsi="宋体" w:eastAsia="宋体"/>
           <w:b w:val="0"/>
           <w:color w:val="1C1917"/>
-          <w:sz w:val="26"/>
+          <w:sz w:val="24"/>
         </w:rPr>
-        <w:t>12. 老态龙钟____________________</w:t>
+        <w:t>12. 形容年老体衰、行动不便。</w:t>
       </w:r>
     </w:p>
     <w:p>
@@ -391,10 +405,10 @@
         <w:rPr>
           <w:rFonts w:ascii="宋体" w:hAnsi="宋体" w:eastAsia="宋体"/>
           <w:b w:val="0"/>
-          <w:color w:val="C2410C"/>
-          <w:sz w:val="22"/>
+          <w:color w:val="1C1917"/>
+          <w:sz w:val="26"/>
         </w:rPr>
-        <w:t xml:space="preserve">　　出处 / 作者：________（提示：词语…）</w:t>
+        <w:t xml:space="preserve">　　词语：____________________</w:t>
       </w:r>
     </w:p>
     <w:p>
@@ -408,12 +422,26 @@
           <w:color w:val="E85D04"/>
           <w:sz w:val="24"/>
         </w:rPr>
-        <w:t>二、根据意思写出原句</w:t>
+        <w:t>二、选词填空（选填序号）</w:t>
       </w:r>
     </w:p>
     <w:p>
       <w:pPr>
-        <w:spacing w:before="0" w:after="80" w:line="288" w:lineRule="auto"/>
+        <w:spacing w:before="0" w:after="120" w:line="288" w:lineRule="auto"/>
+      </w:pPr>
+      <w:r>
+        <w:rPr>
+          <w:rFonts w:ascii="宋体" w:hAnsi="宋体" w:eastAsia="宋体"/>
+          <w:b w:val="0"/>
+          <w:color w:val="1C1917"/>
+          <w:sz w:val="22"/>
+        </w:rPr>
+        <w:t>词语库：1.眉清目秀　2.亭亭玉立　3.明眸皓齿　4.文质彬彬　5.相貌堂堂　6.威风凛凛　7.膀大腰圆　8.短小精悍</w:t>
+      </w:r>
+    </w:p>
+    <w:p>
+      <w:pPr>
+        <w:spacing w:before="0" w:after="120" w:line="288" w:lineRule="auto"/>
       </w:pPr>
       <w:r>
         <w:rPr>
@@ -422,26 +450,12 @@
           <w:color w:val="1C1917"/>
           <w:sz w:val="24"/>
         </w:rPr>
-        <w:t>1. 意思：形容相貌清秀俊美。（词语）</w:t>
+        <w:t>1. 那位老爷爷头发雪白、脸色红润，真是（　　）。</w:t>
       </w:r>
     </w:p>
     <w:p>
       <w:pPr>
-        <w:spacing w:before="0" w:after="160" w:line="288" w:lineRule="auto"/>
-      </w:pPr>
-      <w:r>
-        <w:rPr>
-          <w:rFonts w:ascii="宋体" w:hAnsi="宋体" w:eastAsia="宋体"/>
-          <w:b w:val="0"/>
-          <w:color w:val="1C1917"/>
-          <w:sz w:val="26"/>
-        </w:rPr>
-        <w:t xml:space="preserve">　　原句：________________________________________________</w:t>
-      </w:r>
-    </w:p>
-    <w:p>
-      <w:pPr>
-        <w:spacing w:before="0" w:after="80" w:line="288" w:lineRule="auto"/>
+        <w:spacing w:before="0" w:after="120" w:line="288" w:lineRule="auto"/>
       </w:pPr>
       <w:r>
         <w:rPr>
@@ -450,26 +464,12 @@
           <w:color w:val="1C1917"/>
           <w:sz w:val="24"/>
         </w:rPr>
-        <w:t>2. 意思：形容女子身材修长美丽，也可形容花木。（词语）</w:t>
+        <w:t>2. 小女孩眼睛明亮、牙齿洁白，可谓（　　）。</w:t>
       </w:r>
     </w:p>
     <w:p>
       <w:pPr>
-        <w:spacing w:before="0" w:after="160" w:line="288" w:lineRule="auto"/>
-      </w:pPr>
-      <w:r>
-        <w:rPr>
-          <w:rFonts w:ascii="宋体" w:hAnsi="宋体" w:eastAsia="宋体"/>
-          <w:b w:val="0"/>
-          <w:color w:val="1C1917"/>
-          <w:sz w:val="26"/>
-        </w:rPr>
-        <w:t xml:space="preserve">　　原句：________________________________________________</w:t>
-      </w:r>
-    </w:p>
-    <w:p>
-      <w:pPr>
-        <w:spacing w:before="0" w:after="80" w:line="288" w:lineRule="auto"/>
+        <w:spacing w:before="0" w:after="120" w:line="288" w:lineRule="auto"/>
       </w:pPr>
       <w:r>
         <w:rPr>
@@ -478,273 +478,7 @@
           <w:color w:val="1C1917"/>
           <w:sz w:val="24"/>
         </w:rPr>
-        <w:t>3. 意思：明亮的眼睛、洁白的牙齿；形容容貌美丽。（词语）</w:t>
-      </w:r>
-    </w:p>
-    <w:p>
-      <w:pPr>
-        <w:spacing w:before="0" w:after="160" w:line="288" w:lineRule="auto"/>
-      </w:pPr>
-      <w:r>
-        <w:rPr>
-          <w:rFonts w:ascii="宋体" w:hAnsi="宋体" w:eastAsia="宋体"/>
-          <w:b w:val="0"/>
-          <w:color w:val="1C1917"/>
-          <w:sz w:val="26"/>
-        </w:rPr>
-        <w:t xml:space="preserve">　　原句：________________________________________________</w:t>
-      </w:r>
-    </w:p>
-    <w:p>
-      <w:pPr>
-        <w:spacing w:before="0" w:after="80" w:line="288" w:lineRule="auto"/>
-      </w:pPr>
-      <w:r>
-        <w:rPr>
-          <w:rFonts w:ascii="宋体" w:hAnsi="宋体" w:eastAsia="宋体"/>
-          <w:b w:val="0"/>
-          <w:color w:val="1C1917"/>
-          <w:sz w:val="24"/>
-        </w:rPr>
-        <w:t>4. 意思：既文雅又朴实，形容人举止斯文、有修养。（词语）</w:t>
-      </w:r>
-    </w:p>
-    <w:p>
-      <w:pPr>
-        <w:spacing w:before="0" w:after="160" w:line="288" w:lineRule="auto"/>
-      </w:pPr>
-      <w:r>
-        <w:rPr>
-          <w:rFonts w:ascii="宋体" w:hAnsi="宋体" w:eastAsia="宋体"/>
-          <w:b w:val="0"/>
-          <w:color w:val="1C1917"/>
-          <w:sz w:val="26"/>
-        </w:rPr>
-        <w:t xml:space="preserve">　　原句：________________________________________________</w:t>
-      </w:r>
-    </w:p>
-    <w:p>
-      <w:pPr>
-        <w:spacing w:before="0" w:after="80" w:line="288" w:lineRule="auto"/>
-      </w:pPr>
-      <w:r>
-        <w:rPr>
-          <w:rFonts w:ascii="宋体" w:hAnsi="宋体" w:eastAsia="宋体"/>
-          <w:b w:val="0"/>
-          <w:color w:val="1C1917"/>
-          <w:sz w:val="24"/>
-        </w:rPr>
-        <w:t>5. 意思：形容人仪表端正、气宇不凡。（词语）</w:t>
-      </w:r>
-    </w:p>
-    <w:p>
-      <w:pPr>
-        <w:spacing w:before="0" w:after="160" w:line="288" w:lineRule="auto"/>
-      </w:pPr>
-      <w:r>
-        <w:rPr>
-          <w:rFonts w:ascii="宋体" w:hAnsi="宋体" w:eastAsia="宋体"/>
-          <w:b w:val="0"/>
-          <w:color w:val="1C1917"/>
-          <w:sz w:val="26"/>
-        </w:rPr>
-        <w:t xml:space="preserve">　　原句：________________________________________________</w:t>
-      </w:r>
-    </w:p>
-    <w:p>
-      <w:pPr>
-        <w:spacing w:before="0" w:after="80" w:line="288" w:lineRule="auto"/>
-      </w:pPr>
-      <w:r>
-        <w:rPr>
-          <w:rFonts w:ascii="宋体" w:hAnsi="宋体" w:eastAsia="宋体"/>
-          <w:b w:val="0"/>
-          <w:color w:val="1C1917"/>
-          <w:sz w:val="24"/>
-        </w:rPr>
-        <w:t>6. 意思：形容气势威严，令人敬畏。（词语）</w:t>
-      </w:r>
-    </w:p>
-    <w:p>
-      <w:pPr>
-        <w:spacing w:before="0" w:after="160" w:line="288" w:lineRule="auto"/>
-      </w:pPr>
-      <w:r>
-        <w:rPr>
-          <w:rFonts w:ascii="宋体" w:hAnsi="宋体" w:eastAsia="宋体"/>
-          <w:b w:val="0"/>
-          <w:color w:val="1C1917"/>
-          <w:sz w:val="26"/>
-        </w:rPr>
-        <w:t xml:space="preserve">　　原句：________________________________________________</w:t>
-      </w:r>
-    </w:p>
-    <w:p>
-      <w:pPr>
-        <w:spacing w:before="0" w:after="80" w:line="288" w:lineRule="auto"/>
-      </w:pPr>
-      <w:r>
-        <w:rPr>
-          <w:rFonts w:ascii="宋体" w:hAnsi="宋体" w:eastAsia="宋体"/>
-          <w:b w:val="0"/>
-          <w:color w:val="1C1917"/>
-          <w:sz w:val="24"/>
-        </w:rPr>
-        <w:t>7. 意思：形容人身体粗壮结实。（词语）</w:t>
-      </w:r>
-    </w:p>
-    <w:p>
-      <w:pPr>
-        <w:spacing w:before="0" w:after="160" w:line="288" w:lineRule="auto"/>
-      </w:pPr>
-      <w:r>
-        <w:rPr>
-          <w:rFonts w:ascii="宋体" w:hAnsi="宋体" w:eastAsia="宋体"/>
-          <w:b w:val="0"/>
-          <w:color w:val="1C1917"/>
-          <w:sz w:val="26"/>
-        </w:rPr>
-        <w:t xml:space="preserve">　　原句：________________________________________________</w:t>
-      </w:r>
-    </w:p>
-    <w:p>
-      <w:pPr>
-        <w:spacing w:before="0" w:after="80" w:line="288" w:lineRule="auto"/>
-      </w:pPr>
-      <w:r>
-        <w:rPr>
-          <w:rFonts w:ascii="宋体" w:hAnsi="宋体" w:eastAsia="宋体"/>
-          <w:b w:val="0"/>
-          <w:color w:val="1C1917"/>
-          <w:sz w:val="24"/>
-        </w:rPr>
-        <w:t>8. 意思：身材矮小却精明强干；也可指文章短而有力。（词语）</w:t>
-      </w:r>
-    </w:p>
-    <w:p>
-      <w:pPr>
-        <w:spacing w:before="0" w:after="160" w:line="288" w:lineRule="auto"/>
-      </w:pPr>
-      <w:r>
-        <w:rPr>
-          <w:rFonts w:ascii="宋体" w:hAnsi="宋体" w:eastAsia="宋体"/>
-          <w:b w:val="0"/>
-          <w:color w:val="1C1917"/>
-          <w:sz w:val="26"/>
-        </w:rPr>
-        <w:t xml:space="preserve">　　原句：________________________________________________</w:t>
-      </w:r>
-    </w:p>
-    <w:p>
-      <w:pPr>
-        <w:spacing w:before="0" w:after="80" w:line="288" w:lineRule="auto"/>
-      </w:pPr>
-      <w:r>
-        <w:rPr>
-          <w:rFonts w:ascii="宋体" w:hAnsi="宋体" w:eastAsia="宋体"/>
-          <w:b w:val="0"/>
-          <w:color w:val="1C1917"/>
-          <w:sz w:val="24"/>
-        </w:rPr>
-        <w:t>9. 意思：脸上有光彩，精神饱满。（词语）</w:t>
-      </w:r>
-    </w:p>
-    <w:p>
-      <w:pPr>
-        <w:spacing w:before="0" w:after="160" w:line="288" w:lineRule="auto"/>
-      </w:pPr>
-      <w:r>
-        <w:rPr>
-          <w:rFonts w:ascii="宋体" w:hAnsi="宋体" w:eastAsia="宋体"/>
-          <w:b w:val="0"/>
-          <w:color w:val="1C1917"/>
-          <w:sz w:val="26"/>
-        </w:rPr>
-        <w:t xml:space="preserve">　　原句：________________________________________________</w:t>
-      </w:r>
-    </w:p>
-    <w:p>
-      <w:pPr>
-        <w:spacing w:before="0" w:after="80" w:line="288" w:lineRule="auto"/>
-      </w:pPr>
-      <w:r>
-        <w:rPr>
-          <w:rFonts w:ascii="宋体" w:hAnsi="宋体" w:eastAsia="宋体"/>
-          <w:b w:val="0"/>
-          <w:color w:val="1C1917"/>
-          <w:sz w:val="24"/>
-        </w:rPr>
-        <w:t>10. 意思：白发却脸色红润，形容老年人气色好、有精神。（词语）</w:t>
-      </w:r>
-    </w:p>
-    <w:p>
-      <w:pPr>
-        <w:spacing w:before="0" w:after="160" w:line="288" w:lineRule="auto"/>
-      </w:pPr>
-      <w:r>
-        <w:rPr>
-          <w:rFonts w:ascii="宋体" w:hAnsi="宋体" w:eastAsia="宋体"/>
-          <w:b w:val="0"/>
-          <w:color w:val="1C1917"/>
-          <w:sz w:val="26"/>
-        </w:rPr>
-        <w:t xml:space="preserve">　　原句：________________________________________________</w:t>
-      </w:r>
-    </w:p>
-    <w:p>
-      <w:pPr>
-        <w:spacing w:before="0" w:after="80" w:line="288" w:lineRule="auto"/>
-      </w:pPr>
-      <w:r>
-        <w:rPr>
-          <w:rFonts w:ascii="宋体" w:hAnsi="宋体" w:eastAsia="宋体"/>
-          <w:b w:val="0"/>
-          <w:color w:val="1C1917"/>
-          <w:sz w:val="24"/>
-        </w:rPr>
-        <w:t>11. 意思：形容仁慈和善的样子。（词语）</w:t>
-      </w:r>
-    </w:p>
-    <w:p>
-      <w:pPr>
-        <w:spacing w:before="0" w:after="160" w:line="288" w:lineRule="auto"/>
-      </w:pPr>
-      <w:r>
-        <w:rPr>
-          <w:rFonts w:ascii="宋体" w:hAnsi="宋体" w:eastAsia="宋体"/>
-          <w:b w:val="0"/>
-          <w:color w:val="1C1917"/>
-          <w:sz w:val="26"/>
-        </w:rPr>
-        <w:t xml:space="preserve">　　原句：________________________________________________</w:t>
-      </w:r>
-    </w:p>
-    <w:p>
-      <w:pPr>
-        <w:spacing w:before="0" w:after="80" w:line="288" w:lineRule="auto"/>
-      </w:pPr>
-      <w:r>
-        <w:rPr>
-          <w:rFonts w:ascii="宋体" w:hAnsi="宋体" w:eastAsia="宋体"/>
-          <w:b w:val="0"/>
-          <w:color w:val="1C1917"/>
-          <w:sz w:val="24"/>
-        </w:rPr>
-        <w:t>12. 意思：形容年老体衰、行动不便。（词语）</w:t>
-      </w:r>
-    </w:p>
-    <w:p>
-      <w:pPr>
-        <w:spacing w:before="0" w:after="160" w:line="288" w:lineRule="auto"/>
-      </w:pPr>
-      <w:r>
-        <w:rPr>
-          <w:rFonts w:ascii="宋体" w:hAnsi="宋体" w:eastAsia="宋体"/>
-          <w:b w:val="0"/>
-          <w:color w:val="1C1917"/>
-          <w:sz w:val="26"/>
-        </w:rPr>
-        <w:t xml:space="preserve">　　原句：________________________________________________</w:t>
+        <w:t>3. 他个子不高却精明干练，可用（　　）形容。</w:t>
       </w:r>
     </w:p>
     <w:p>
@@ -758,12 +492,12 @@
           <w:color w:val="E85D04"/>
           <w:sz w:val="24"/>
         </w:rPr>
-        <w:t>三、背景（选做）</w:t>
+        <w:t>三、分类写一写</w:t>
       </w:r>
     </w:p>
     <w:p>
       <w:pPr>
-        <w:spacing w:before="0" w:after="80" w:line="288" w:lineRule="auto"/>
+        <w:spacing w:before="0" w:after="160" w:line="288" w:lineRule="auto"/>
       </w:pPr>
       <w:r>
         <w:rPr>
@@ -772,35 +506,21 @@
           <w:color w:val="1C1917"/>
           <w:sz w:val="24"/>
         </w:rPr>
-        <w:t>用一两句话写出作者或积累提示：</w:t>
+        <w:t>写容貌端庄、好看的：____________________　____________________</w:t>
       </w:r>
     </w:p>
     <w:p>
       <w:pPr>
-        <w:spacing w:before="0" w:after="200" w:line="288" w:lineRule="auto"/>
+        <w:spacing w:before="0" w:after="160" w:line="288" w:lineRule="auto"/>
       </w:pPr>
       <w:r>
         <w:rPr>
           <w:rFonts w:ascii="宋体" w:hAnsi="宋体" w:eastAsia="宋体"/>
           <w:b w:val="0"/>
           <w:color w:val="1C1917"/>
-          <w:sz w:val="28"/>
+          <w:sz w:val="24"/>
         </w:rPr>
-        <w:t>＿＿＿＿＿＿＿＿＿＿＿＿＿＿＿＿＿＿＿＿＿＿＿＿＿＿＿＿＿＿</w:t>
-      </w:r>
-    </w:p>
-    <w:p>
-      <w:pPr>
-        <w:spacing w:before="0" w:after="200" w:line="288" w:lineRule="auto"/>
-      </w:pPr>
-      <w:r>
-        <w:rPr>
-          <w:rFonts w:ascii="宋体" w:hAnsi="宋体" w:eastAsia="宋体"/>
-          <w:b w:val="0"/>
-          <w:color w:val="1C1917"/>
-          <w:sz w:val="28"/>
-        </w:rPr>
-        <w:t>＿＿＿＿＿＿＿＿＿＿＿＿＿＿＿＿＿＿＿＿＿＿＿＿＿＿＿＿＿＿</w:t>
+        <w:t>写身材或气势的：____________________　____________________</w:t>
       </w:r>
     </w:p>
     <w:p>
@@ -814,7 +534,7 @@
           <w:color w:val="C2410C"/>
           <w:sz w:val="20"/>
         </w:rPr>
-        <w:t>□默写过关　□据意能写原句　□错题入档</w:t>
+        <w:t>□过关　□错题入档</w:t>
       </w:r>
     </w:p>
     <w:sectPr>

--- a/printables/gardens/U8-garden.docx
+++ b/printables/gardens/U8-garden.docx
@@ -27,9 +27,9 @@
           <w:rFonts w:ascii="宋体" w:hAnsi="宋体" w:eastAsia="宋体"/>
           <w:b/>
           <w:color w:val="E85D04"/>
-          <w:sz w:val="32"/>
+          <w:sz w:val="30"/>
         </w:rPr>
-        <w:t>语文园地八 · 日积月累过关测</w:t>
+        <w:t>语文园地八 · 日积月累（约10–15分钟）</w:t>
       </w:r>
     </w:p>
     <w:p>
@@ -44,12 +44,12 @@
           <w:color w:val="1C1917"/>
           <w:sz w:val="22"/>
         </w:rPr>
-        <w:t>第八单元 · 历史传说故事　|　题型对齐单元卷　|　姓名：________　日期：________</w:t>
+        <w:t>第八单元 · 历史传说故事　|　A4　|　姓名：________　日期：________　用时：____分钟</w:t>
       </w:r>
     </w:p>
     <w:p>
       <w:pPr>
-        <w:spacing w:before="0" w:after="160" w:line="288" w:lineRule="auto"/>
+        <w:spacing w:before="0" w:after="120" w:line="288" w:lineRule="auto"/>
       </w:pPr>
       <w:r>
         <w:rPr>
@@ -58,7 +58,7 @@
           <w:color w:val="C2410C"/>
           <w:sz w:val="20"/>
         </w:rPr>
-        <w:t>不看书完成。测默写、填空、据意写句（及本单元词句运用）。</w:t>
+        <w:t>不看书。题量按10–15分钟设计；做不完的题可改日再练。</w:t>
       </w:r>
     </w:p>
     <w:p>
@@ -72,7 +72,7 @@
           <w:color w:val="E85D04"/>
           <w:sz w:val="24"/>
         </w:rPr>
-        <w:t>一、根据意思写词语（日积月累）</w:t>
+        <w:t>一、根据意思写词语（任选6个）</w:t>
       </w:r>
     </w:p>
     <w:p>
@@ -84,23 +84,23 @@
           <w:rFonts w:ascii="宋体" w:hAnsi="宋体" w:eastAsia="宋体"/>
           <w:b w:val="0"/>
           <w:color w:val="1C1917"/>
-          <w:sz w:val="24"/>
+          <w:sz w:val="22"/>
         </w:rPr>
         <w:t>1. 形容相貌清秀俊美。</w:t>
       </w:r>
     </w:p>
     <w:p>
       <w:pPr>
-        <w:spacing w:before="0" w:after="120" w:line="288" w:lineRule="auto"/>
+        <w:spacing w:before="0" w:after="80" w:line="288" w:lineRule="auto"/>
       </w:pPr>
       <w:r>
         <w:rPr>
           <w:rFonts w:ascii="宋体" w:hAnsi="宋体" w:eastAsia="宋体"/>
           <w:b w:val="0"/>
           <w:color w:val="1C1917"/>
-          <w:sz w:val="26"/>
+          <w:sz w:val="24"/>
         </w:rPr>
-        <w:t xml:space="preserve">　　词语：____________________</w:t>
+        <w:t xml:space="preserve">　　____________________</w:t>
       </w:r>
     </w:p>
     <w:p>
@@ -112,23 +112,23 @@
           <w:rFonts w:ascii="宋体" w:hAnsi="宋体" w:eastAsia="宋体"/>
           <w:b w:val="0"/>
           <w:color w:val="1C1917"/>
-          <w:sz w:val="24"/>
+          <w:sz w:val="22"/>
         </w:rPr>
         <w:t>2. 形容女子身材修长美丽，也可形容花木。</w:t>
       </w:r>
     </w:p>
     <w:p>
       <w:pPr>
-        <w:spacing w:before="0" w:after="120" w:line="288" w:lineRule="auto"/>
+        <w:spacing w:before="0" w:after="80" w:line="288" w:lineRule="auto"/>
       </w:pPr>
       <w:r>
         <w:rPr>
           <w:rFonts w:ascii="宋体" w:hAnsi="宋体" w:eastAsia="宋体"/>
           <w:b w:val="0"/>
           <w:color w:val="1C1917"/>
-          <w:sz w:val="26"/>
+          <w:sz w:val="24"/>
         </w:rPr>
-        <w:t xml:space="preserve">　　词语：____________________</w:t>
+        <w:t xml:space="preserve">　　____________________</w:t>
       </w:r>
     </w:p>
     <w:p>
@@ -140,23 +140,23 @@
           <w:rFonts w:ascii="宋体" w:hAnsi="宋体" w:eastAsia="宋体"/>
           <w:b w:val="0"/>
           <w:color w:val="1C1917"/>
-          <w:sz w:val="24"/>
+          <w:sz w:val="22"/>
         </w:rPr>
         <w:t>3. 明亮的眼睛、洁白的牙齿；形容容貌美丽。</w:t>
       </w:r>
     </w:p>
     <w:p>
       <w:pPr>
-        <w:spacing w:before="0" w:after="120" w:line="288" w:lineRule="auto"/>
+        <w:spacing w:before="0" w:after="80" w:line="288" w:lineRule="auto"/>
       </w:pPr>
       <w:r>
         <w:rPr>
           <w:rFonts w:ascii="宋体" w:hAnsi="宋体" w:eastAsia="宋体"/>
           <w:b w:val="0"/>
           <w:color w:val="1C1917"/>
-          <w:sz w:val="26"/>
+          <w:sz w:val="24"/>
         </w:rPr>
-        <w:t xml:space="preserve">　　词语：____________________</w:t>
+        <w:t xml:space="preserve">　　____________________</w:t>
       </w:r>
     </w:p>
     <w:p>
@@ -168,23 +168,23 @@
           <w:rFonts w:ascii="宋体" w:hAnsi="宋体" w:eastAsia="宋体"/>
           <w:b w:val="0"/>
           <w:color w:val="1C1917"/>
-          <w:sz w:val="24"/>
+          <w:sz w:val="22"/>
         </w:rPr>
         <w:t>4. 既文雅又朴实，形容人举止斯文、有修养。</w:t>
       </w:r>
     </w:p>
     <w:p>
       <w:pPr>
-        <w:spacing w:before="0" w:after="120" w:line="288" w:lineRule="auto"/>
+        <w:spacing w:before="0" w:after="80" w:line="288" w:lineRule="auto"/>
       </w:pPr>
       <w:r>
         <w:rPr>
           <w:rFonts w:ascii="宋体" w:hAnsi="宋体" w:eastAsia="宋体"/>
           <w:b w:val="0"/>
           <w:color w:val="1C1917"/>
-          <w:sz w:val="26"/>
+          <w:sz w:val="24"/>
         </w:rPr>
-        <w:t xml:space="preserve">　　词语：____________________</w:t>
+        <w:t xml:space="preserve">　　____________________</w:t>
       </w:r>
     </w:p>
     <w:p>
@@ -196,23 +196,23 @@
           <w:rFonts w:ascii="宋体" w:hAnsi="宋体" w:eastAsia="宋体"/>
           <w:b w:val="0"/>
           <w:color w:val="1C1917"/>
-          <w:sz w:val="24"/>
+          <w:sz w:val="22"/>
         </w:rPr>
         <w:t>5. 形容人仪表端正、气宇不凡。</w:t>
       </w:r>
     </w:p>
     <w:p>
       <w:pPr>
-        <w:spacing w:before="0" w:after="120" w:line="288" w:lineRule="auto"/>
+        <w:spacing w:before="0" w:after="80" w:line="288" w:lineRule="auto"/>
       </w:pPr>
       <w:r>
         <w:rPr>
           <w:rFonts w:ascii="宋体" w:hAnsi="宋体" w:eastAsia="宋体"/>
           <w:b w:val="0"/>
           <w:color w:val="1C1917"/>
-          <w:sz w:val="26"/>
+          <w:sz w:val="24"/>
         </w:rPr>
-        <w:t xml:space="preserve">　　词语：____________________</w:t>
+        <w:t xml:space="preserve">　　____________________</w:t>
       </w:r>
     </w:p>
     <w:p>
@@ -224,28 +224,14 @@
           <w:rFonts w:ascii="宋体" w:hAnsi="宋体" w:eastAsia="宋体"/>
           <w:b w:val="0"/>
           <w:color w:val="1C1917"/>
-          <w:sz w:val="24"/>
+          <w:sz w:val="22"/>
         </w:rPr>
         <w:t>6. 形容气势威严，令人敬畏。</w:t>
       </w:r>
     </w:p>
     <w:p>
       <w:pPr>
-        <w:spacing w:before="0" w:after="120" w:line="288" w:lineRule="auto"/>
-      </w:pPr>
-      <w:r>
-        <w:rPr>
-          <w:rFonts w:ascii="宋体" w:hAnsi="宋体" w:eastAsia="宋体"/>
-          <w:b w:val="0"/>
-          <w:color w:val="1C1917"/>
-          <w:sz w:val="26"/>
-        </w:rPr>
-        <w:t xml:space="preserve">　　词语：____________________</w:t>
-      </w:r>
-    </w:p>
-    <w:p>
-      <w:pPr>
-        <w:spacing w:before="0" w:after="40" w:line="288" w:lineRule="auto"/>
+        <w:spacing w:before="0" w:after="80" w:line="288" w:lineRule="auto"/>
       </w:pPr>
       <w:r>
         <w:rPr>
@@ -254,161 +240,7 @@
           <w:color w:val="1C1917"/>
           <w:sz w:val="24"/>
         </w:rPr>
-        <w:t>7. 形容人身体粗壮结实。</w:t>
-      </w:r>
-    </w:p>
-    <w:p>
-      <w:pPr>
-        <w:spacing w:before="0" w:after="120" w:line="288" w:lineRule="auto"/>
-      </w:pPr>
-      <w:r>
-        <w:rPr>
-          <w:rFonts w:ascii="宋体" w:hAnsi="宋体" w:eastAsia="宋体"/>
-          <w:b w:val="0"/>
-          <w:color w:val="1C1917"/>
-          <w:sz w:val="26"/>
-        </w:rPr>
-        <w:t xml:space="preserve">　　词语：____________________</w:t>
-      </w:r>
-    </w:p>
-    <w:p>
-      <w:pPr>
-        <w:spacing w:before="0" w:after="40" w:line="288" w:lineRule="auto"/>
-      </w:pPr>
-      <w:r>
-        <w:rPr>
-          <w:rFonts w:ascii="宋体" w:hAnsi="宋体" w:eastAsia="宋体"/>
-          <w:b w:val="0"/>
-          <w:color w:val="1C1917"/>
-          <w:sz w:val="24"/>
-        </w:rPr>
-        <w:t>8. 身材矮小却精明强干；也可指文章短而有力。</w:t>
-      </w:r>
-    </w:p>
-    <w:p>
-      <w:pPr>
-        <w:spacing w:before="0" w:after="120" w:line="288" w:lineRule="auto"/>
-      </w:pPr>
-      <w:r>
-        <w:rPr>
-          <w:rFonts w:ascii="宋体" w:hAnsi="宋体" w:eastAsia="宋体"/>
-          <w:b w:val="0"/>
-          <w:color w:val="1C1917"/>
-          <w:sz w:val="26"/>
-        </w:rPr>
-        <w:t xml:space="preserve">　　词语：____________________</w:t>
-      </w:r>
-    </w:p>
-    <w:p>
-      <w:pPr>
-        <w:spacing w:before="0" w:after="40" w:line="288" w:lineRule="auto"/>
-      </w:pPr>
-      <w:r>
-        <w:rPr>
-          <w:rFonts w:ascii="宋体" w:hAnsi="宋体" w:eastAsia="宋体"/>
-          <w:b w:val="0"/>
-          <w:color w:val="1C1917"/>
-          <w:sz w:val="24"/>
-        </w:rPr>
-        <w:t>9. 脸上有光彩，精神饱满。</w:t>
-      </w:r>
-    </w:p>
-    <w:p>
-      <w:pPr>
-        <w:spacing w:before="0" w:after="120" w:line="288" w:lineRule="auto"/>
-      </w:pPr>
-      <w:r>
-        <w:rPr>
-          <w:rFonts w:ascii="宋体" w:hAnsi="宋体" w:eastAsia="宋体"/>
-          <w:b w:val="0"/>
-          <w:color w:val="1C1917"/>
-          <w:sz w:val="26"/>
-        </w:rPr>
-        <w:t xml:space="preserve">　　词语：____________________</w:t>
-      </w:r>
-    </w:p>
-    <w:p>
-      <w:pPr>
-        <w:spacing w:before="0" w:after="40" w:line="288" w:lineRule="auto"/>
-      </w:pPr>
-      <w:r>
-        <w:rPr>
-          <w:rFonts w:ascii="宋体" w:hAnsi="宋体" w:eastAsia="宋体"/>
-          <w:b w:val="0"/>
-          <w:color w:val="1C1917"/>
-          <w:sz w:val="24"/>
-        </w:rPr>
-        <w:t>10. 白发却脸色红润，形容老年人气色好、有精神。</w:t>
-      </w:r>
-    </w:p>
-    <w:p>
-      <w:pPr>
-        <w:spacing w:before="0" w:after="120" w:line="288" w:lineRule="auto"/>
-      </w:pPr>
-      <w:r>
-        <w:rPr>
-          <w:rFonts w:ascii="宋体" w:hAnsi="宋体" w:eastAsia="宋体"/>
-          <w:b w:val="0"/>
-          <w:color w:val="1C1917"/>
-          <w:sz w:val="26"/>
-        </w:rPr>
-        <w:t xml:space="preserve">　　词语：____________________</w:t>
-      </w:r>
-    </w:p>
-    <w:p>
-      <w:pPr>
-        <w:spacing w:before="0" w:after="40" w:line="288" w:lineRule="auto"/>
-      </w:pPr>
-      <w:r>
-        <w:rPr>
-          <w:rFonts w:ascii="宋体" w:hAnsi="宋体" w:eastAsia="宋体"/>
-          <w:b w:val="0"/>
-          <w:color w:val="1C1917"/>
-          <w:sz w:val="24"/>
-        </w:rPr>
-        <w:t>11. 形容仁慈和善的样子。</w:t>
-      </w:r>
-    </w:p>
-    <w:p>
-      <w:pPr>
-        <w:spacing w:before="0" w:after="120" w:line="288" w:lineRule="auto"/>
-      </w:pPr>
-      <w:r>
-        <w:rPr>
-          <w:rFonts w:ascii="宋体" w:hAnsi="宋体" w:eastAsia="宋体"/>
-          <w:b w:val="0"/>
-          <w:color w:val="1C1917"/>
-          <w:sz w:val="26"/>
-        </w:rPr>
-        <w:t xml:space="preserve">　　词语：____________________</w:t>
-      </w:r>
-    </w:p>
-    <w:p>
-      <w:pPr>
-        <w:spacing w:before="0" w:after="40" w:line="288" w:lineRule="auto"/>
-      </w:pPr>
-      <w:r>
-        <w:rPr>
-          <w:rFonts w:ascii="宋体" w:hAnsi="宋体" w:eastAsia="宋体"/>
-          <w:b w:val="0"/>
-          <w:color w:val="1C1917"/>
-          <w:sz w:val="24"/>
-        </w:rPr>
-        <w:t>12. 形容年老体衰、行动不便。</w:t>
-      </w:r>
-    </w:p>
-    <w:p>
-      <w:pPr>
-        <w:spacing w:before="0" w:after="120" w:line="288" w:lineRule="auto"/>
-      </w:pPr>
-      <w:r>
-        <w:rPr>
-          <w:rFonts w:ascii="宋体" w:hAnsi="宋体" w:eastAsia="宋体"/>
-          <w:b w:val="0"/>
-          <w:color w:val="1C1917"/>
-          <w:sz w:val="26"/>
-        </w:rPr>
-        <w:t xml:space="preserve">　　词语：____________________</w:t>
+        <w:t xml:space="preserve">　　____________________</w:t>
       </w:r>
     </w:p>
     <w:p>
@@ -422,21 +254,7 @@
           <w:color w:val="E85D04"/>
           <w:sz w:val="24"/>
         </w:rPr>
-        <w:t>二、选词填空（选填序号）</w:t>
-      </w:r>
-    </w:p>
-    <w:p>
-      <w:pPr>
-        <w:spacing w:before="0" w:after="120" w:line="288" w:lineRule="auto"/>
-      </w:pPr>
-      <w:r>
-        <w:rPr>
-          <w:rFonts w:ascii="宋体" w:hAnsi="宋体" w:eastAsia="宋体"/>
-          <w:b w:val="0"/>
-          <w:color w:val="1C1917"/>
-          <w:sz w:val="22"/>
-        </w:rPr>
-        <w:t>词语库：1.眉清目秀　2.亭亭玉立　3.明眸皓齿　4.文质彬彬　5.相貌堂堂　6.威风凛凛　7.膀大腰圆　8.短小精悍</w:t>
+        <w:t>二、选词填空（填序号，词语库见上）</w:t>
       </w:r>
     </w:p>
     <w:p>
@@ -450,82 +268,12 @@
           <w:color w:val="1C1917"/>
           <w:sz w:val="24"/>
         </w:rPr>
-        <w:t>1. 那位老爷爷头发雪白、脸色红润，真是（　　）。</w:t>
+        <w:t>1. 白发红颜的老爷爷：（　　）　2. 眼睛明亮牙齿洁白：（　　）</w:t>
       </w:r>
     </w:p>
     <w:p>
       <w:pPr>
-        <w:spacing w:before="0" w:after="120" w:line="288" w:lineRule="auto"/>
-      </w:pPr>
-      <w:r>
-        <w:rPr>
-          <w:rFonts w:ascii="宋体" w:hAnsi="宋体" w:eastAsia="宋体"/>
-          <w:b w:val="0"/>
-          <w:color w:val="1C1917"/>
-          <w:sz w:val="24"/>
-        </w:rPr>
-        <w:t>2. 小女孩眼睛明亮、牙齿洁白，可谓（　　）。</w:t>
-      </w:r>
-    </w:p>
-    <w:p>
-      <w:pPr>
-        <w:spacing w:before="0" w:after="120" w:line="288" w:lineRule="auto"/>
-      </w:pPr>
-      <w:r>
-        <w:rPr>
-          <w:rFonts w:ascii="宋体" w:hAnsi="宋体" w:eastAsia="宋体"/>
-          <w:b w:val="0"/>
-          <w:color w:val="1C1917"/>
-          <w:sz w:val="24"/>
-        </w:rPr>
-        <w:t>3. 他个子不高却精明干练，可用（　　）形容。</w:t>
-      </w:r>
-    </w:p>
-    <w:p>
-      <w:pPr>
-        <w:spacing w:before="160" w:after="160" w:line="288" w:lineRule="auto"/>
-      </w:pPr>
-      <w:r>
-        <w:rPr>
-          <w:rFonts w:ascii="宋体" w:hAnsi="宋体" w:eastAsia="宋体"/>
-          <w:b/>
-          <w:color w:val="E85D04"/>
-          <w:sz w:val="24"/>
-        </w:rPr>
-        <w:t>三、分类写一写</w:t>
-      </w:r>
-    </w:p>
-    <w:p>
-      <w:pPr>
-        <w:spacing w:before="0" w:after="160" w:line="288" w:lineRule="auto"/>
-      </w:pPr>
-      <w:r>
-        <w:rPr>
-          <w:rFonts w:ascii="宋体" w:hAnsi="宋体" w:eastAsia="宋体"/>
-          <w:b w:val="0"/>
-          <w:color w:val="1C1917"/>
-          <w:sz w:val="24"/>
-        </w:rPr>
-        <w:t>写容貌端庄、好看的：____________________　____________________</w:t>
-      </w:r>
-    </w:p>
-    <w:p>
-      <w:pPr>
-        <w:spacing w:before="0" w:after="160" w:line="288" w:lineRule="auto"/>
-      </w:pPr>
-      <w:r>
-        <w:rPr>
-          <w:rFonts w:ascii="宋体" w:hAnsi="宋体" w:eastAsia="宋体"/>
-          <w:b w:val="0"/>
-          <w:color w:val="1C1917"/>
-          <w:sz w:val="24"/>
-        </w:rPr>
-        <w:t>写身材或气势的：____________________　____________________</w:t>
-      </w:r>
-    </w:p>
-    <w:p>
-      <w:pPr>
-        <w:spacing w:before="160" w:after="60" w:line="288" w:lineRule="auto"/>
+        <w:spacing w:before="120" w:after="60" w:line="288" w:lineRule="auto"/>
       </w:pPr>
       <w:r>
         <w:rPr>
@@ -534,7 +282,7 @@
           <w:color w:val="C2410C"/>
           <w:sz w:val="20"/>
         </w:rPr>
-        <w:t>□过关　□错题入档</w:t>
+        <w:t>□约10–15分钟　□错题入档</w:t>
       </w:r>
     </w:p>
     <w:sectPr>

--- a/printables/gardens/U8-garden.docx
+++ b/printables/gardens/U8-garden.docx
@@ -254,7 +254,7 @@
           <w:color w:val="E85D04"/>
           <w:sz w:val="24"/>
         </w:rPr>
-        <w:t>二、选词填空（填序号，词语库见上）</w:t>
+        <w:t>二、用词语写一写（不给备选，防抄）</w:t>
       </w:r>
     </w:p>
     <w:p>
@@ -268,7 +268,21 @@
           <w:color w:val="1C1917"/>
           <w:sz w:val="24"/>
         </w:rPr>
-        <w:t>1. 白发红颜的老爷爷：（　　）　2. 眼睛明亮牙齿洁白：（　　）</w:t>
+        <w:t>1. 一位气色很好的白发老人：____________________</w:t>
+      </w:r>
+    </w:p>
+    <w:p>
+      <w:pPr>
+        <w:spacing w:before="0" w:after="120" w:line="288" w:lineRule="auto"/>
+      </w:pPr>
+      <w:r>
+        <w:rPr>
+          <w:rFonts w:ascii="宋体" w:hAnsi="宋体" w:eastAsia="宋体"/>
+          <w:b w:val="0"/>
+          <w:color w:val="1C1917"/>
+          <w:sz w:val="24"/>
+        </w:rPr>
+        <w:t>2. 一位举止文雅的人：____________________</w:t>
       </w:r>
     </w:p>
     <w:p>
